--- a/готовый.docx
+++ b/готовый.docx
@@ -13,7 +13,7 @@
         <w:rPr>
           <w:b/>
         </w:rPr>
-        <w:t>2</w:t>
+        <w:t>3</w:t>
       </w:r>
     </w:p>
     <w:p>
@@ -21,7 +21,13 @@
         <w:rPr>
           <w:b/>
         </w:rPr>
-        <w:t>Ф1.1 Ширина коридора</w:t>
+        <w:t>3.</w:t>
+      </w:r>
+      <w:r>
+        <w:rPr>
+          <w:b/>
+        </w:rPr>
+        <w:t>Общественные Помещения более 50м2/ больше 200м.кв</w:t>
       </w:r>
     </w:p>
     <w:p>
@@ -29,16 +35,49 @@
         <w:rPr>
           <w:rFonts w:ascii="Tahoma" w:hAnsi="Tahoma"/>
           <w:color w:val="FF0000"/>
+          <w:sz w:val="24"/>
         </w:rPr>
-        <w:t>Ширину пути эвакуации предусмотреть не менее 1,2м с учётом двустороннего открывания дверей в коридор (п.5.1.2, п.4.3.3, п.4.3.4 СП1.13130.2020).</w:t>
+        <w:t xml:space="preserve">Предусмотреть дымоудаление и подачу наружного воздуха при пожаре  в нижнюю часть помещения площадью более 50 м2/, без естественного проветривания при пожаре (п.7.2 </w:t>
+      </w:r>
+      <w:r>
+        <w:rPr>
+          <w:rFonts w:ascii="Tahoma" w:hAnsi="Tahoma"/>
+          <w:color w:val="FF0000"/>
+          <w:sz w:val="24"/>
+        </w:rPr>
+        <w:t>п.п.Ж</w:t>
+      </w:r>
+      <w:r>
+        <w:rPr>
+          <w:rFonts w:ascii="Tahoma" w:hAnsi="Tahoma"/>
+          <w:color w:val="FF0000"/>
+          <w:sz w:val="24"/>
+        </w:rPr>
+        <w:t xml:space="preserve">, п.7.14 </w:t>
+      </w:r>
+      <w:r>
+        <w:rPr>
+          <w:rFonts w:ascii="Tahoma" w:hAnsi="Tahoma"/>
+          <w:color w:val="FF0000"/>
+          <w:sz w:val="24"/>
+        </w:rPr>
+        <w:t>п.п.К</w:t>
+      </w:r>
+      <w:r>
+        <w:rPr>
+          <w:rFonts w:ascii="Tahoma" w:hAnsi="Tahoma"/>
+          <w:color w:val="FF0000"/>
+          <w:sz w:val="24"/>
+        </w:rPr>
+        <w:t xml:space="preserve"> СП7.13130.2013)</w:t>
       </w:r>
     </w:p>
     <w:p>
       <w:r>
         <w:rPr>
           <w:rFonts w:ascii="Tahoma" w:hAnsi="Tahoma"/>
-          <w:b/>
           <w:color w:val="FF00FF"/>
+          <w:sz w:val="24"/>
           <w:u w:val="single"/>
         </w:rPr>
         <w:t>Варианты решения:</w:t>
@@ -49,7 +88,7 @@
         <w:rPr>
           <w:rFonts w:ascii="Tahoma" w:hAnsi="Tahoma"/>
           <w:color w:val="FF00FF"/>
-          <w:u w:val="single"/>
+          <w:sz w:val="24"/>
         </w:rPr>
         <w:t>1.</w:t>
       </w:r>
@@ -57,9 +96,17 @@
         <w:rPr>
           <w:rFonts w:ascii="Tahoma" w:hAnsi="Tahoma"/>
           <w:color w:val="FF00FF"/>
+          <w:sz w:val="24"/>
+        </w:rPr>
+        <w:tab/>
+      </w:r>
+      <w:r>
+        <w:rPr>
+          <w:rFonts w:ascii="Tahoma" w:hAnsi="Tahoma"/>
+          <w:color w:val="FF00FF"/>
+          <w:sz w:val="24"/>
           <w:u w:val="single"/>
         </w:rPr>
-        <w:tab/>
         <w:t>Устранить замечание.</w:t>
       </w:r>
     </w:p>
@@ -68,7 +115,7 @@
         <w:rPr>
           <w:rFonts w:ascii="Tahoma" w:hAnsi="Tahoma"/>
           <w:color w:val="FF00FF"/>
-          <w:u w:val="single"/>
+          <w:sz w:val="24"/>
         </w:rPr>
         <w:t>2.</w:t>
       </w:r>
@@ -76,10 +123,36 @@
         <w:rPr>
           <w:rFonts w:ascii="Tahoma" w:hAnsi="Tahoma"/>
           <w:color w:val="FF00FF"/>
+          <w:sz w:val="24"/>
+        </w:rPr>
+        <w:tab/>
+      </w:r>
+      <w:r>
+        <w:rPr>
+          <w:rFonts w:ascii="Tahoma" w:hAnsi="Tahoma"/>
+          <w:color w:val="FF00FF"/>
+          <w:sz w:val="24"/>
           <w:u w:val="single"/>
         </w:rPr>
-        <w:tab/>
-        <w:t>Не предусматривать эвакуацию на участке более 15 человек, при этом ширину с учётом открытой двери предусмотреть не менее 1м.</w:t>
+        <w:t>Не предусматривать постоянное или временное пребывание людей* (кроме аварийных ситуаций) числом более одного человека на 1 м</w:t>
+      </w:r>
+      <w:r>
+        <w:rPr>
+          <w:rFonts w:ascii="Tahoma" w:hAnsi="Tahoma"/>
+          <w:color w:val="FF00FF"/>
+          <w:sz w:val="17"/>
+          <w:u w:val="single"/>
+        </w:rPr>
+        <w:t>2/</w:t>
+      </w:r>
+      <w:r>
+        <w:rPr>
+          <w:rFonts w:ascii="Tahoma" w:hAnsi="Tahoma"/>
+          <w:color w:val="FF00FF"/>
+          <w:sz w:val="24"/>
+          <w:u w:val="single"/>
+        </w:rPr>
+        <w:t xml:space="preserve"> площади помещения, не занятой оборудованием и предметами интерьера и не предусматривать постоянных рабочих мест * </w:t>
       </w:r>
     </w:p>
     <w:p>
@@ -87,7 +160,7 @@
         <w:rPr>
           <w:rFonts w:ascii="Tahoma" w:hAnsi="Tahoma"/>
           <w:color w:val="FF00FF"/>
-          <w:u w:val="single"/>
+          <w:sz w:val="24"/>
         </w:rPr>
         <w:t>3.</w:t>
       </w:r>
@@ -95,10 +168,18 @@
         <w:rPr>
           <w:rFonts w:ascii="Tahoma" w:hAnsi="Tahoma"/>
           <w:color w:val="FF00FF"/>
+          <w:sz w:val="24"/>
+        </w:rPr>
+        <w:tab/>
+      </w:r>
+      <w:r>
+        <w:rPr>
+          <w:rFonts w:ascii="Tahoma" w:hAnsi="Tahoma"/>
+          <w:color w:val="FF00FF"/>
+          <w:sz w:val="24"/>
           <w:u w:val="single"/>
         </w:rPr>
-        <w:tab/>
-        <w:t>Изменить направление открывания дверей, выделеных облаками.</w:t>
+        <w:t xml:space="preserve"> Из помещения предусмотреть естественное проветривание при пожаре. Для естественного проветривания  при пожаре следует предусматривать открываемые оконные или иные проемы в наружных ограждениях с расположением верхней кромки не ниже 2.5 м и нижней кромки не выше 1,5 м от уровня пола шириной не менее 0.24 м на 1 м длины наружного ограждения помещения, при этом длина наружного ограждения должна быть не меньше 1/3 суммы длин внутренних ограждений помещения, запорные устройства должны быть доступны для свободного и неограниченного ручного открывания при расположении соответствующих конструктивных элементов  (рычагов, ручек и др.) не выше 2 м от уровня пола (п.8.5 СП7.13130.2013).</w:t>
       </w:r>
     </w:p>
     <w:p>
@@ -106,7 +187,7 @@
         <w:rPr>
           <w:rFonts w:ascii="Tahoma" w:hAnsi="Tahoma"/>
           <w:color w:val="FF00FF"/>
-          <w:u w:val="single"/>
+          <w:sz w:val="24"/>
         </w:rPr>
         <w:t>4.</w:t>
       </w:r>
@@ -114,10 +195,163 @@
         <w:rPr>
           <w:rFonts w:ascii="Tahoma" w:hAnsi="Tahoma"/>
           <w:color w:val="FF00FF"/>
+          <w:sz w:val="24"/>
+        </w:rPr>
+        <w:tab/>
+      </w:r>
+      <w:r>
+        <w:rPr>
+          <w:rFonts w:ascii="Tahoma" w:hAnsi="Tahoma"/>
+          <w:color w:val="FF00FF"/>
+          <w:sz w:val="24"/>
           <w:u w:val="single"/>
         </w:rPr>
+        <w:t>Предусмотреть (</w:t>
+      </w:r>
+      <w:r>
+        <w:rPr>
+          <w:rFonts w:ascii="Tahoma" w:hAnsi="Tahoma"/>
+          <w:color w:val="FFFF00"/>
+          <w:sz w:val="24"/>
+          <w:u w:val="single"/>
+        </w:rPr>
+        <w:t xml:space="preserve">для офисных и торговых не более 800 </w:t>
+      </w:r>
+      <w:r>
+        <w:rPr>
+          <w:rFonts w:ascii="Tahoma" w:hAnsi="Tahoma"/>
+          <w:color w:val="FFFF00"/>
+          <w:sz w:val="24"/>
+          <w:u w:val="single"/>
+        </w:rPr>
+        <w:t>м.кв</w:t>
+      </w:r>
+      <w:r>
+        <w:rPr>
+          <w:rFonts w:ascii="Tahoma" w:hAnsi="Tahoma"/>
+          <w:color w:val="FF00FF"/>
+          <w:sz w:val="24"/>
+          <w:u w:val="single"/>
+        </w:rPr>
+        <w:t>) дымоудаление из смежного коридора (</w:t>
+      </w:r>
+      <w:r>
+        <w:rPr>
+          <w:rFonts w:ascii="Tahoma" w:hAnsi="Tahoma"/>
+          <w:color w:val="FFFF00"/>
+          <w:sz w:val="24"/>
+          <w:u w:val="single"/>
+        </w:rPr>
+        <w:t>рекреации, атриума, пассажа</w:t>
+      </w:r>
+      <w:r>
+        <w:rPr>
+          <w:rFonts w:ascii="Tahoma" w:hAnsi="Tahoma"/>
+          <w:color w:val="FF00FF"/>
+          <w:sz w:val="24"/>
+          <w:u w:val="single"/>
+        </w:rPr>
+        <w:t xml:space="preserve">), в который предусмотрен выход из рассматриваемого помещения (п.7.3 </w:t>
+      </w:r>
+      <w:r>
+        <w:rPr>
+          <w:rFonts w:ascii="Tahoma" w:hAnsi="Tahoma"/>
+          <w:color w:val="FF00FF"/>
+          <w:sz w:val="24"/>
+          <w:u w:val="single"/>
+        </w:rPr>
+        <w:t>пп.Ж</w:t>
+      </w:r>
+      <w:r>
+        <w:rPr>
+          <w:rFonts w:ascii="Tahoma" w:hAnsi="Tahoma"/>
+          <w:color w:val="FF00FF"/>
+          <w:sz w:val="24"/>
+          <w:u w:val="single"/>
+        </w:rPr>
+        <w:t xml:space="preserve"> СП7.13130.2013). </w:t>
+      </w:r>
+    </w:p>
+    <w:p>
+      <w:r>
+        <w:rPr>
+          <w:rFonts w:ascii="Tahoma" w:hAnsi="Tahoma"/>
+          <w:color w:val="FFFF00"/>
+          <w:sz w:val="24"/>
+        </w:rPr>
+        <w:t>5.</w:t>
+      </w:r>
+      <w:r>
+        <w:rPr>
+          <w:rFonts w:ascii="Tahoma" w:hAnsi="Tahoma"/>
+          <w:color w:val="FFFF00"/>
+          <w:sz w:val="24"/>
+        </w:rPr>
         <w:tab/>
-        <w:t>В рамках расчета рисков рассмотреть возможность отступить от требования, при этом возможность такого решения необходимо согласовать с экспертом,  и обосновать ширину пути эвакуации с учетом открывания дверей не менее 1 м.</w:t>
+        <w:t xml:space="preserve">Учитывать п.7.3 </w:t>
+      </w:r>
+      <w:r>
+        <w:rPr>
+          <w:rFonts w:ascii="Tahoma" w:hAnsi="Tahoma"/>
+          <w:color w:val="FFFF00"/>
+          <w:sz w:val="24"/>
+        </w:rPr>
+        <w:t>пп.е</w:t>
+      </w:r>
+      <w:r>
+        <w:rPr>
+          <w:rFonts w:ascii="Tahoma" w:hAnsi="Tahoma"/>
+          <w:color w:val="FFFF00"/>
+          <w:sz w:val="24"/>
+        </w:rPr>
+        <w:t>), ж), и), к)</w:t>
+      </w:r>
+    </w:p>
+    <w:p>
+      <w:r>
+        <w:rPr>
+          <w:rFonts w:ascii="Tahoma" w:hAnsi="Tahoma"/>
+          <w:color w:val="FFFF00"/>
+          <w:sz w:val="24"/>
+        </w:rPr>
+        <w:t>6.</w:t>
+      </w:r>
+      <w:r>
+        <w:rPr>
+          <w:rFonts w:ascii="Tahoma" w:hAnsi="Tahoma"/>
+          <w:color w:val="FFFF00"/>
+          <w:sz w:val="24"/>
+        </w:rPr>
+        <w:tab/>
+      </w:r>
+      <w:r>
+        <w:rPr>
+          <w:rFonts w:ascii="Tahoma" w:hAnsi="Tahoma"/>
+          <w:color w:val="FFFF00"/>
+          <w:sz w:val="24"/>
+          <w:u w:val="single"/>
+        </w:rPr>
+        <w:t xml:space="preserve">В рамках разработки СТУ рассмотреть возможность отступить от требования. </w:t>
+      </w:r>
+    </w:p>
+    <w:p/>
+    <w:p>
+      <w:r>
+        <w:rPr>
+          <w:rFonts w:ascii="Tahoma" w:hAnsi="Tahoma"/>
+          <w:color w:val="FF00FF"/>
+          <w:sz w:val="24"/>
+        </w:rPr>
+        <w:t>*</w:t>
+      </w:r>
+      <w:r>
+        <w:rPr>
+          <w:rFonts w:ascii="Tahoma" w:hAnsi="Tahoma"/>
+          <w:color w:val="FF00FF"/>
+          <w:sz w:val="24"/>
+        </w:rPr>
+        <w:tab/>
+        <w:t>Постоянное рабочее место: Место, где люди работают более 2 ч непрерывно или более 50% рабочего времени. (п.3.1.19 СП 60.13330.2020).</w:t>
       </w:r>
     </w:p>
     <w:p>
@@ -125,18 +359,18 @@
         <w:rPr>
           <w:rFonts w:ascii="Tahoma" w:hAnsi="Tahoma"/>
           <w:color w:val="FF00FF"/>
-          <w:u w:val="single"/>
+          <w:sz w:val="24"/>
         </w:rPr>
-        <w:t>5.</w:t>
+        <w:t>*</w:t>
       </w:r>
       <w:r>
         <w:rPr>
           <w:rFonts w:ascii="Tahoma" w:hAnsi="Tahoma"/>
           <w:color w:val="FF00FF"/>
-          <w:u w:val="single"/>
+          <w:sz w:val="24"/>
         </w:rPr>
         <w:tab/>
-        <w:t>В рамках разработки СТУ рассмотреть возможность отступить от требования, и обосновать ширину пути эвакуации с учетом открывания дверей не менее 1 м.</w:t>
+        <w:t>Помещение с постоянным пребыванием людей: Помещение, в котором люди находятся не менее 2 ч непрерывно или 6 ч суммарно в течении суток (п.3.11 СП7.13130.2013, п.2.7 ГОСТ 30494)</w:t>
       </w:r>
     </w:p>
     <w:p>
@@ -150,7 +384,7 @@
         <w:rPr>
           <w:b/>
         </w:rPr>
-        <w:t>2 конец</w:t>
+        <w:t>3 конец</w:t>
       </w:r>
     </w:p>
     <w:p>
@@ -164,7 +398,7 @@
         <w:rPr>
           <w:b/>
         </w:rPr>
-        <w:t>4</w:t>
+        <w:t>2</w:t>
       </w:r>
     </w:p>
     <w:p>
@@ -172,16 +406,25 @@
         <w:rPr>
           <w:b/>
         </w:rPr>
-        <w:t>Ф1.3 Ширина коридора в зависимости от длины</w:t>
+        <w:t>11.</w:t>
       </w:r>
-    </w:p>
-    <w:p/>
-    <w:p>
       <w:r>
         <w:rPr>
           <w:b/>
         </w:rPr>
-        <w:t>Ф1.3 Длина коридора до 40м</w:t>
+        <w:t xml:space="preserve">Производственные и складские помещения категорий А, Б, В1, В2, В3 в зданиях I - IV степени огнестойкости, а также В4 или Г площадью 50 м2/ и более в зданиях IV степени огнестойкости </w:t>
+      </w:r>
+      <w:r>
+        <w:rPr>
+          <w:b/>
+        </w:rPr>
+        <w:t>высокостелажка</w:t>
+      </w:r>
+      <w:r>
+        <w:rPr>
+          <w:b/>
+        </w:rPr>
+        <w:t xml:space="preserve"> менее 200м.кв рядом нет коридор</w:t>
       </w:r>
     </w:p>
     <w:p>
@@ -189,28 +432,41 @@
         <w:rPr>
           <w:rFonts w:ascii="Tahoma" w:hAnsi="Tahoma"/>
           <w:color w:val="FF0000"/>
+          <w:sz w:val="24"/>
         </w:rPr>
-        <w:t>Ширину пути эвакуации предусмотреть не менее 1,4 м с учётом открывания дверей в коридор (п.6.1.9, п.4.3.4 СП1.13130.2020).</w:t>
+        <w:t xml:space="preserve">Из помещения предусмотреть дымоудаление и компенсирующую подачу наружного воздуха при пожаре в нижнюю часть помещения (п.7.2 </w:t>
       </w:r>
-    </w:p>
-    <w:p>
       <w:r>
         <w:rPr>
           <w:rFonts w:ascii="Tahoma" w:hAnsi="Tahoma"/>
           <w:color w:val="FF0000"/>
+          <w:sz w:val="24"/>
         </w:rPr>
-        <w:t>Требование распространяется на все этажи.</w:t>
+        <w:t>п.п.Е</w:t>
       </w:r>
-    </w:p>
-    <w:p>
       <w:r>
         <w:rPr>
           <w:rFonts w:ascii="Tahoma" w:hAnsi="Tahoma"/>
-          <w:b/>
-          <w:color w:val="FF00FF"/>
-          <w:u w:val="single"/>
+          <w:color w:val="FF0000"/>
+          <w:sz w:val="24"/>
         </w:rPr>
-        <w:t>Варианты решения:</w:t>
+        <w:t xml:space="preserve">, п.7.14 </w:t>
+      </w:r>
+      <w:r>
+        <w:rPr>
+          <w:rFonts w:ascii="Tahoma" w:hAnsi="Tahoma"/>
+          <w:color w:val="FF0000"/>
+          <w:sz w:val="24"/>
+        </w:rPr>
+        <w:t>п.п.К</w:t>
+      </w:r>
+      <w:r>
+        <w:rPr>
+          <w:rFonts w:ascii="Tahoma" w:hAnsi="Tahoma"/>
+          <w:color w:val="FF0000"/>
+          <w:sz w:val="24"/>
+        </w:rPr>
+        <w:t xml:space="preserve"> СП7.13130.2013).</w:t>
       </w:r>
     </w:p>
     <w:p>
@@ -218,18 +474,10 @@
         <w:rPr>
           <w:rFonts w:ascii="Tahoma" w:hAnsi="Tahoma"/>
           <w:color w:val="FF00FF"/>
+          <w:sz w:val="24"/>
           <w:u w:val="single"/>
         </w:rPr>
-        <w:t>1.</w:t>
-      </w:r>
-      <w:r>
-        <w:rPr>
-          <w:rFonts w:ascii="Tahoma" w:hAnsi="Tahoma"/>
-          <w:color w:val="FF00FF"/>
-          <w:u w:val="single"/>
-        </w:rPr>
-        <w:tab/>
-        <w:t>Устранить замечание.</w:t>
+        <w:t>Вариант решения:</w:t>
       </w:r>
     </w:p>
     <w:p>
@@ -237,18 +485,10 @@
         <w:rPr>
           <w:rFonts w:ascii="Tahoma" w:hAnsi="Tahoma"/>
           <w:color w:val="FF00FF"/>
+          <w:sz w:val="24"/>
           <w:u w:val="single"/>
         </w:rPr>
-        <w:t>2.</w:t>
-      </w:r>
-      <w:r>
-        <w:rPr>
-          <w:rFonts w:ascii="Tahoma" w:hAnsi="Tahoma"/>
-          <w:color w:val="FF00FF"/>
-          <w:u w:val="single"/>
-        </w:rPr>
-        <w:tab/>
-        <w:t>Изменить направление открывания дверей, выделеных облаками.</w:t>
+        <w:t>1. Устранить замечание.</w:t>
       </w:r>
     </w:p>
     <w:p>
@@ -256,142 +496,67 @@
         <w:rPr>
           <w:rFonts w:ascii="Tahoma" w:hAnsi="Tahoma"/>
           <w:color w:val="FF00FF"/>
+          <w:sz w:val="24"/>
           <w:u w:val="single"/>
         </w:rPr>
-        <w:t>3.</w:t>
+        <w:t xml:space="preserve">2. Предусмотреть АУП в помещении (п.7.3 </w:t>
       </w:r>
       <w:r>
         <w:rPr>
           <w:rFonts w:ascii="Tahoma" w:hAnsi="Tahoma"/>
           <w:color w:val="FF00FF"/>
+          <w:sz w:val="24"/>
           <w:u w:val="single"/>
         </w:rPr>
-        <w:tab/>
-        <w:t>В рамках расчета рисков рассмотреть возможность отступить от требования, при этом возможность такого решения необходимо согласовать с экспертом,  и обосновать ширину пути эвакуации с учетом открывания дверей не менее 1 м.</w:t>
+        <w:t>пп.А</w:t>
+      </w:r>
+      <w:r>
+        <w:rPr>
+          <w:rFonts w:ascii="Tahoma" w:hAnsi="Tahoma"/>
+          <w:color w:val="FF00FF"/>
+          <w:sz w:val="24"/>
+          <w:u w:val="single"/>
+        </w:rPr>
+        <w:t xml:space="preserve"> СП7.13130.2013).</w:t>
       </w:r>
     </w:p>
     <w:p>
       <w:r>
         <w:rPr>
           <w:rFonts w:ascii="Tahoma" w:hAnsi="Tahoma"/>
-          <w:color w:val="FF00FF"/>
+          <w:color w:val="FFFF00"/>
+          <w:sz w:val="24"/>
           <w:u w:val="single"/>
         </w:rPr>
-        <w:t xml:space="preserve">4.    В рамках разработки СТУ рассмотреть возможность отступить от требования, и обосновать ширину пути </w:t>
-      </w:r>
-      <w:r>
-        <w:rPr>
-          <w:rFonts w:ascii="Tahoma" w:hAnsi="Tahoma"/>
-          <w:color w:val="FF00FF"/>
-          <w:u w:val="single"/>
-        </w:rPr>
-        <w:t>эвакуации с учетом открывания дверей не менее 1 м.</w:t>
-      </w:r>
-    </w:p>
-    <w:p/>
-    <w:p/>
-    <w:p>
-      <w:r>
-        <w:rPr>
-          <w:b/>
-        </w:rPr>
-        <w:t>Ф1.3 Длина коридора более 40м</w:t>
+        <w:t>3.  Категорию помещения предусмотреть не выше В4</w:t>
       </w:r>
     </w:p>
     <w:p>
       <w:r>
         <w:rPr>
           <w:rFonts w:ascii="Tahoma" w:hAnsi="Tahoma"/>
-          <w:color w:val="FF0000"/>
-        </w:rPr>
-        <w:t>Ширину пути эвакуации предусмотреть не менее 1,6 м с учётом открывания дверей в коридор (п.6.1.9, п.4.3.4 СП1.13130.2020).</w:t>
-      </w:r>
-    </w:p>
-    <w:p>
-      <w:r>
-        <w:rPr>
-          <w:rFonts w:ascii="Tahoma" w:hAnsi="Tahoma"/>
-          <w:color w:val="FF0000"/>
-        </w:rPr>
-        <w:t>Требование распространяется на все этажи.</w:t>
-      </w:r>
-    </w:p>
-    <w:p>
-      <w:r>
-        <w:rPr>
-          <w:rFonts w:ascii="Tahoma" w:hAnsi="Tahoma"/>
-          <w:b/>
-          <w:color w:val="FF00FF"/>
+          <w:color w:val="FFFF00"/>
+          <w:sz w:val="24"/>
           <w:u w:val="single"/>
         </w:rPr>
-        <w:t>Варианты решения:</w:t>
-      </w:r>
-    </w:p>
-    <w:p>
-      <w:r>
-        <w:rPr>
-          <w:rFonts w:ascii="Tahoma" w:hAnsi="Tahoma"/>
-          <w:color w:val="FF00FF"/>
-          <w:u w:val="single"/>
-        </w:rPr>
-        <w:t>1.</w:t>
+        <w:t>4.</w:t>
       </w:r>
       <w:r>
         <w:rPr>
           <w:rFonts w:ascii="Tahoma" w:hAnsi="Tahoma"/>
-          <w:color w:val="FF00FF"/>
-          <w:u w:val="single"/>
+          <w:color w:val="FFFF00"/>
+          <w:sz w:val="24"/>
         </w:rPr>
-        <w:tab/>
-        <w:t>Устранить замечание.</w:t>
-      </w:r>
-    </w:p>
-    <w:p>
-      <w:r>
-        <w:rPr>
-          <w:rFonts w:ascii="Tahoma" w:hAnsi="Tahoma"/>
-          <w:color w:val="FF00FF"/>
-          <w:u w:val="single"/>
-        </w:rPr>
-        <w:t>2.</w:t>
+        <w:t xml:space="preserve"> </w:t>
       </w:r>
       <w:r>
         <w:rPr>
           <w:rFonts w:ascii="Tahoma" w:hAnsi="Tahoma"/>
-          <w:color w:val="FF00FF"/>
+          <w:color w:val="FFFF00"/>
+          <w:sz w:val="24"/>
           <w:u w:val="single"/>
         </w:rPr>
-        <w:tab/>
-        <w:t>Изменить направление открывания дверей, выделеных облаками.</w:t>
-      </w:r>
-    </w:p>
-    <w:p>
-      <w:r>
-        <w:rPr>
-          <w:rFonts w:ascii="Tahoma" w:hAnsi="Tahoma"/>
-          <w:color w:val="FF00FF"/>
-          <w:u w:val="single"/>
-        </w:rPr>
-        <w:t>3.</w:t>
-      </w:r>
-      <w:r>
-        <w:rPr>
-          <w:rFonts w:ascii="Tahoma" w:hAnsi="Tahoma"/>
-          <w:color w:val="FF00FF"/>
-          <w:u w:val="single"/>
-        </w:rPr>
-        <w:tab/>
-        <w:t>В рамках расчета рисков рассмотреть возможность отступить от требования, при этом возможность такого решения необходимо согласовать с экспертом,  и обосновать ширину пути эвакуации с учетом открывания дверей не менее 1 м.</w:t>
-      </w:r>
-    </w:p>
-    <w:p>
-      <w:r>
-        <w:rPr>
-          <w:rFonts w:ascii="Tahoma" w:hAnsi="Tahoma"/>
-          <w:color w:val="FF00FF"/>
-          <w:u w:val="single"/>
-        </w:rPr>
-        <w:t>4.    В рамках разработки СТУ рассмотреть возможность отступить от требования, и обосновать ширину пути эвакуации с учетом открывания дверей не менее 1 м.</w:t>
+        <w:t xml:space="preserve">В рамках разработки СТУ рассмотреть возможность отступить от требования. </w:t>
       </w:r>
     </w:p>
     <w:p>
@@ -405,13 +570,309 @@
         <w:rPr>
           <w:b/>
         </w:rPr>
-        <w:t>4</w:t>
+        <w:t>2</w:t>
       </w:r>
       <w:r>
         <w:rPr>
           <w:b/>
         </w:rPr>
         <w:t xml:space="preserve"> </w:t>
+      </w:r>
+      <w:r>
+        <w:rPr>
+          <w:b/>
+        </w:rPr>
+        <w:t>конец</w:t>
+      </w:r>
+    </w:p>
+    <w:p>
+      <w:r>
+        <w:rPr>
+          <w:b/>
+        </w:rPr>
+        <w:t>c</w:t>
+      </w:r>
+      <w:r>
+        <w:rPr>
+          <w:b/>
+        </w:rPr>
+        <w:t>2</w:t>
+      </w:r>
+    </w:p>
+    <w:p>
+      <w:r>
+        <w:rPr>
+          <w:b/>
+        </w:rPr>
+        <w:t>20.</w:t>
+      </w:r>
+      <w:r>
+        <w:rPr>
+          <w:b/>
+        </w:rPr>
+        <w:t>Тамбур шлюз перед незадымляемой ЛК Н3</w:t>
+      </w:r>
+    </w:p>
+    <w:p>
+      <w:r>
+        <w:rPr>
+          <w:rFonts w:ascii="Tahoma" w:hAnsi="Tahoma"/>
+          <w:color w:val="FF0000"/>
+          <w:sz w:val="24"/>
+        </w:rPr>
+        <w:t xml:space="preserve">Предусмотреть подачу наружного воздуха в тамбур-шлюз при незадымляемой лестничной клетке типа Н3 (п.7.14 </w:t>
+      </w:r>
+      <w:r>
+        <w:rPr>
+          <w:rFonts w:ascii="Tahoma" w:hAnsi="Tahoma"/>
+          <w:color w:val="FF0000"/>
+          <w:sz w:val="24"/>
+        </w:rPr>
+        <w:t>п.п.Г</w:t>
+      </w:r>
+      <w:r>
+        <w:rPr>
+          <w:rFonts w:ascii="Tahoma" w:hAnsi="Tahoma"/>
+          <w:color w:val="FF0000"/>
+          <w:sz w:val="24"/>
+        </w:rPr>
+        <w:t xml:space="preserve"> СП7.13130.2013)</w:t>
+      </w:r>
+    </w:p>
+    <w:p>
+      <w:r>
+        <w:rPr>
+          <w:rFonts w:ascii="Tahoma" w:hAnsi="Tahoma"/>
+          <w:color w:val="FF00FF"/>
+          <w:sz w:val="24"/>
+        </w:rPr>
+        <w:t>1.</w:t>
+      </w:r>
+      <w:r>
+        <w:rPr>
+          <w:rFonts w:ascii="Tahoma" w:hAnsi="Tahoma"/>
+          <w:color w:val="FF00FF"/>
+          <w:sz w:val="24"/>
+        </w:rPr>
+        <w:tab/>
+      </w:r>
+      <w:r>
+        <w:rPr>
+          <w:rFonts w:ascii="Tahoma" w:hAnsi="Tahoma"/>
+          <w:color w:val="FF00FF"/>
+          <w:sz w:val="24"/>
+          <w:u w:val="single"/>
+        </w:rPr>
+        <w:t>Устранить замечание.</w:t>
+      </w:r>
+    </w:p>
+    <w:p/>
+    <w:p>
+      <w:r>
+        <w:rPr>
+          <w:b/>
+        </w:rPr>
+        <w:t>c</w:t>
+      </w:r>
+      <w:r>
+        <w:rPr>
+          <w:b/>
+        </w:rPr>
+        <w:t>2</w:t>
+      </w:r>
+      <w:r>
+        <w:rPr>
+          <w:b/>
+        </w:rPr>
+        <w:t xml:space="preserve"> </w:t>
+      </w:r>
+      <w:r>
+        <w:rPr>
+          <w:b/>
+        </w:rPr>
+        <w:t>конец</w:t>
+      </w:r>
+    </w:p>
+    <w:p>
+      <w:r>
+        <w:rPr>
+          <w:b/>
+        </w:rPr>
+        <w:t>c</w:t>
+      </w:r>
+      <w:r>
+        <w:rPr>
+          <w:b/>
+        </w:rPr>
+        <w:t>7</w:t>
+      </w:r>
+    </w:p>
+    <w:p>
+      <w:r>
+        <w:rPr>
+          <w:b/>
+        </w:rPr>
+        <w:t>25.</w:t>
+      </w:r>
+      <w:r>
+        <w:rPr>
+          <w:b/>
+        </w:rPr>
+        <w:t>Тамбур шлюз отделяющий помещения для хранения автомобилей закрытых надземных и подземных автостоянок от помещений общественного назначения</w:t>
+      </w:r>
+    </w:p>
+    <w:p>
+      <w:r>
+        <w:rPr>
+          <w:rFonts w:ascii="Tahoma" w:hAnsi="Tahoma"/>
+          <w:color w:val="FF0000"/>
+          <w:sz w:val="24"/>
+        </w:rPr>
+        <w:t xml:space="preserve">Предусмотреть подачу наружного воздуха при пожаре в тамбур-шлюз, отделяющий помещения для хранения автомобилей закрытых надземных и подземных автостоянок от помещений общественного назначения (п.7.14 </w:t>
+      </w:r>
+      <w:r>
+        <w:rPr>
+          <w:rFonts w:ascii="Tahoma" w:hAnsi="Tahoma"/>
+          <w:color w:val="FF0000"/>
+          <w:sz w:val="24"/>
+        </w:rPr>
+        <w:t>п.п.К</w:t>
+      </w:r>
+      <w:r>
+        <w:rPr>
+          <w:rFonts w:ascii="Tahoma" w:hAnsi="Tahoma"/>
+          <w:color w:val="FF0000"/>
+          <w:sz w:val="24"/>
+        </w:rPr>
+        <w:t xml:space="preserve"> СП7.13130.2013).</w:t>
+      </w:r>
+    </w:p>
+    <w:p>
+      <w:r>
+        <w:rPr>
+          <w:rFonts w:ascii="Tahoma" w:hAnsi="Tahoma"/>
+          <w:color w:val="FF00FF"/>
+          <w:sz w:val="24"/>
+          <w:u w:val="single"/>
+        </w:rPr>
+        <w:t>Вариант решения:</w:t>
+      </w:r>
+    </w:p>
+    <w:p>
+      <w:r>
+        <w:rPr>
+          <w:rFonts w:ascii="Tahoma" w:hAnsi="Tahoma"/>
+          <w:color w:val="FF00FF"/>
+          <w:sz w:val="24"/>
+          <w:u w:val="single"/>
+        </w:rPr>
+        <w:t>1. Устранить замечание.</w:t>
+      </w:r>
+    </w:p>
+    <w:p/>
+    <w:p>
+      <w:r>
+        <w:rPr>
+          <w:b/>
+        </w:rPr>
+        <w:t>c7</w:t>
+      </w:r>
+      <w:r>
+        <w:rPr>
+          <w:b/>
+        </w:rPr>
+        <w:t xml:space="preserve"> </w:t>
+      </w:r>
+      <w:r>
+        <w:rPr>
+          <w:b/>
+        </w:rPr>
+        <w:t>конец</w:t>
+      </w:r>
+    </w:p>
+    <w:p>
+      <w:r>
+        <w:rPr>
+          <w:b/>
+        </w:rPr>
+        <w:t>d3</w:t>
+      </w:r>
+    </w:p>
+    <w:p>
+      <w:r>
+        <w:rPr>
+          <w:b/>
+        </w:rPr>
+        <w:t xml:space="preserve">30. </w:t>
+      </w:r>
+      <w:r>
+        <w:rPr>
+          <w:b/>
+        </w:rPr>
+        <w:t>Помещения, сообщающиеся с помещениями (тамбурами, ЛК), в которых предусмотрен подпор</w:t>
+      </w:r>
+    </w:p>
+    <w:p>
+      <w:r>
+        <w:rPr>
+          <w:rFonts w:ascii="Tahoma" w:hAnsi="Tahoma"/>
+          <w:color w:val="FF0000"/>
+          <w:sz w:val="24"/>
+        </w:rPr>
+        <w:t xml:space="preserve">Предусмотреть дымоудаление и подачу наружного воздуха в нижнюю часть помещения для возмещения объемов удаляемых из него продуктов горения. (ч.3 ст.85 ФЗ №123) </w:t>
+      </w:r>
+    </w:p>
+    <w:p>
+      <w:r>
+        <w:rPr>
+          <w:rFonts w:ascii="Tahoma" w:hAnsi="Tahoma"/>
+          <w:i/>
+          <w:color w:val="FF0000"/>
+          <w:sz w:val="24"/>
+        </w:rPr>
+        <w:t>(Письмо ВНИИПО №017 от 18.11.16) [341]</w:t>
+      </w:r>
+    </w:p>
+    <w:p>
+      <w:r>
+        <w:rPr>
+          <w:rFonts w:ascii="Tahoma" w:hAnsi="Tahoma"/>
+          <w:i/>
+          <w:color w:val="FF0000"/>
+          <w:sz w:val="24"/>
+        </w:rPr>
+        <w:t>Ссылка на письмо:  https://disk.yandex.com/i/eMJ0cztdR0yEwQ</w:t>
+      </w:r>
+    </w:p>
+    <w:p>
+      <w:r>
+        <w:rPr>
+          <w:rFonts w:ascii="Tahoma" w:hAnsi="Tahoma"/>
+          <w:color w:val="FF00FF"/>
+          <w:sz w:val="24"/>
+          <w:u w:val="single"/>
+        </w:rPr>
+        <w:t>Вариант решения:</w:t>
+      </w:r>
+    </w:p>
+    <w:p>
+      <w:r>
+        <w:rPr>
+          <w:rFonts w:ascii="Tahoma" w:hAnsi="Tahoma"/>
+          <w:color w:val="FF00FF"/>
+          <w:sz w:val="24"/>
+          <w:u w:val="single"/>
+        </w:rPr>
+        <w:t>1. Устранить замечание.</w:t>
+      </w:r>
+    </w:p>
+    <w:p/>
+    <w:p>
+      <w:r>
+        <w:rPr>
+          <w:b/>
+        </w:rPr>
+        <w:t xml:space="preserve">d3 </w:t>
       </w:r>
       <w:r>
         <w:rPr>

--- a/готовый.docx
+++ b/готовый.docx
@@ -13,7 +13,7 @@
         <w:rPr>
           <w:b/>
         </w:rPr>
-        <w:t>3</w:t>
+        <w:t>1</w:t>
       </w:r>
     </w:p>
     <w:p>
@@ -21,13 +21,19 @@
         <w:rPr>
           <w:b/>
         </w:rPr>
-        <w:t>3.</w:t>
+        <w:t>1.</w:t>
       </w:r>
       <w:r>
         <w:rPr>
           <w:b/>
         </w:rPr>
-        <w:t>Общественные Помещения более 50м2/ больше 200м.кв</w:t>
+        <w:t>Атриум</w:t>
+      </w:r>
+      <w:r>
+        <w:rPr>
+          <w:b/>
+        </w:rPr>
+        <w:t xml:space="preserve"> и/или пассаж</w:t>
       </w:r>
     </w:p>
     <w:p>
@@ -37,7 +43,7 @@
           <w:color w:val="FF0000"/>
           <w:sz w:val="24"/>
         </w:rPr>
-        <w:t xml:space="preserve">Предусмотреть дымоудаление и подачу наружного воздуха при пожаре  в нижнюю часть помещения площадью более 50 м2/, без естественного проветривания при пожаре (п.7.2 </w:t>
+        <w:t xml:space="preserve">Из атриума предусмотреть дымоудаление и компенсирующую подачу наружного воздуха при пожаре в нижнюю часть атриума (п.7.2 </w:t>
       </w:r>
       <w:r>
         <w:rPr>
@@ -45,7 +51,173 @@
           <w:color w:val="FF0000"/>
           <w:sz w:val="24"/>
         </w:rPr>
-        <w:t>п.п.Ж</w:t>
+        <w:t>пп.Д</w:t>
+      </w:r>
+      <w:r>
+        <w:rPr>
+          <w:rFonts w:ascii="Tahoma" w:hAnsi="Tahoma"/>
+          <w:color w:val="FF0000"/>
+          <w:sz w:val="24"/>
+        </w:rPr>
+        <w:t xml:space="preserve">, п.7.14 </w:t>
+      </w:r>
+      <w:r>
+        <w:rPr>
+          <w:rFonts w:ascii="Tahoma" w:hAnsi="Tahoma"/>
+          <w:color w:val="FF0000"/>
+          <w:sz w:val="24"/>
+        </w:rPr>
+        <w:t>пп.К</w:t>
+      </w:r>
+      <w:r>
+        <w:rPr>
+          <w:rFonts w:ascii="Tahoma" w:hAnsi="Tahoma"/>
+          <w:color w:val="FF0000"/>
+          <w:sz w:val="24"/>
+        </w:rPr>
+        <w:t xml:space="preserve"> СП7.13130.2013).</w:t>
+      </w:r>
+    </w:p>
+    <w:p>
+      <w:r>
+        <w:rPr>
+          <w:rFonts w:ascii="Tahoma" w:hAnsi="Tahoma"/>
+          <w:color w:val="FF00FF"/>
+          <w:sz w:val="24"/>
+          <w:u w:val="single"/>
+        </w:rPr>
+        <w:t>Вариант решения:</w:t>
+      </w:r>
+    </w:p>
+    <w:p>
+      <w:r>
+        <w:rPr>
+          <w:rFonts w:ascii="Tahoma" w:hAnsi="Tahoma"/>
+          <w:color w:val="FF00FF"/>
+          <w:sz w:val="24"/>
+          <w:u w:val="single"/>
+        </w:rPr>
+        <w:t>Устранить замечание.</w:t>
+      </w:r>
+    </w:p>
+    <w:p>
+      <w:r>
+        <w:rPr>
+          <w:rFonts w:ascii="Tahoma" w:hAnsi="Tahoma"/>
+          <w:color w:val="FFFF00"/>
+          <w:sz w:val="24"/>
+          <w:u w:val="single"/>
+        </w:rPr>
+        <w:t xml:space="preserve">2. Предусмотреть АУП в помещении </w:t>
+      </w:r>
+      <w:r>
+        <w:rPr>
+          <w:rFonts w:ascii="Tahoma" w:hAnsi="Tahoma"/>
+          <w:color w:val="FFFF00"/>
+          <w:sz w:val="24"/>
+        </w:rPr>
+        <w:t xml:space="preserve">п.7.3 </w:t>
+      </w:r>
+      <w:r>
+        <w:rPr>
+          <w:rFonts w:ascii="Tahoma" w:hAnsi="Tahoma"/>
+          <w:color w:val="FFFF00"/>
+          <w:sz w:val="24"/>
+        </w:rPr>
+        <w:t>пп.А</w:t>
+      </w:r>
+      <w:r>
+        <w:rPr>
+          <w:rFonts w:ascii="Tahoma" w:hAnsi="Tahoma"/>
+          <w:color w:val="FFFF00"/>
+          <w:sz w:val="24"/>
+          <w:u w:val="single"/>
+        </w:rPr>
+        <w:t xml:space="preserve"> (в помещ</w:t>
+      </w:r>
+      <w:r>
+        <w:rPr>
+          <w:rFonts w:ascii="Tahoma" w:hAnsi="Tahoma"/>
+          <w:color w:val="FFFF00"/>
+          <w:sz w:val="24"/>
+          <w:u w:val="single"/>
+        </w:rPr>
+        <w:t>ен</w:t>
+      </w:r>
+      <w:r>
+        <w:rPr>
+          <w:rFonts w:ascii="Tahoma" w:hAnsi="Tahoma"/>
+          <w:color w:val="FFFF00"/>
+          <w:sz w:val="24"/>
+          <w:u w:val="single"/>
+        </w:rPr>
+        <w:t>иях до 200м. суммируются полы всех этажей в атриуме/пассаже).</w:t>
+      </w:r>
+    </w:p>
+    <w:p>
+      <w:r>
+        <w:rPr>
+          <w:b/>
+        </w:rPr>
+        <w:t>a</w:t>
+      </w:r>
+      <w:r>
+        <w:rPr>
+          <w:b/>
+        </w:rPr>
+        <w:t>1 конец</w:t>
+      </w:r>
+    </w:p>
+    <w:p>
+      <w:r>
+        <w:rPr>
+          <w:b/>
+        </w:rPr>
+        <w:t>a</w:t>
+      </w:r>
+      <w:r>
+        <w:rPr>
+          <w:b/>
+        </w:rPr>
+        <w:t>5</w:t>
+      </w:r>
+    </w:p>
+    <w:p>
+      <w:r>
+        <w:rPr>
+          <w:b/>
+        </w:rPr>
+        <w:t>5.</w:t>
+      </w:r>
+      <w:r>
+        <w:rPr>
+          <w:b/>
+        </w:rPr>
+        <w:t>Производственные и складские помещения категорий А, Б, В1, В2, В3 в зданиях I - IV степени огнестойкости, а также В4 или Г площадью 50 м2/ и более в зданиях IV степени огнестойкости</w:t>
+      </w:r>
+      <w:r>
+        <w:rPr>
+          <w:b/>
+        </w:rPr>
+        <w:t xml:space="preserve"> больше 200м.кв</w:t>
+      </w:r>
+    </w:p>
+    <w:p>
+      <w:r>
+        <w:rPr>
+          <w:rFonts w:ascii="Tahoma" w:hAnsi="Tahoma"/>
+          <w:color w:val="FF0000"/>
+          <w:sz w:val="24"/>
+        </w:rPr>
+        <w:t xml:space="preserve">Из помещения предусмотреть дымоудаление и компенсирующую подачу наружного воздуха при пожаре в нижнюю часть помещения (п.7.2 </w:t>
+      </w:r>
+      <w:r>
+        <w:rPr>
+          <w:rFonts w:ascii="Tahoma" w:hAnsi="Tahoma"/>
+          <w:color w:val="FF0000"/>
+          <w:sz w:val="24"/>
+        </w:rPr>
+        <w:t>п.п.Е</w:t>
       </w:r>
       <w:r>
         <w:rPr>
@@ -69,7 +241,7 @@
           <w:color w:val="FF0000"/>
           <w:sz w:val="24"/>
         </w:rPr>
-        <w:t xml:space="preserve"> СП7.13130.2013)</w:t>
+        <w:t xml:space="preserve"> СП7.13130.2013).</w:t>
       </w:r>
     </w:p>
     <w:p>
@@ -80,7 +252,7 @@
           <w:sz w:val="24"/>
           <w:u w:val="single"/>
         </w:rPr>
-        <w:t>Варианты решения:</w:t>
+        <w:t>Вариант решения:</w:t>
       </w:r>
     </w:p>
     <w:p>
@@ -89,25 +261,9 @@
           <w:rFonts w:ascii="Tahoma" w:hAnsi="Tahoma"/>
           <w:color w:val="FF00FF"/>
           <w:sz w:val="24"/>
-        </w:rPr>
-        <w:t>1.</w:t>
-      </w:r>
-      <w:r>
-        <w:rPr>
-          <w:rFonts w:ascii="Tahoma" w:hAnsi="Tahoma"/>
-          <w:color w:val="FF00FF"/>
-          <w:sz w:val="24"/>
-        </w:rPr>
-        <w:tab/>
-      </w:r>
-      <w:r>
-        <w:rPr>
-          <w:rFonts w:ascii="Tahoma" w:hAnsi="Tahoma"/>
-          <w:color w:val="FF00FF"/>
-          <w:sz w:val="24"/>
           <w:u w:val="single"/>
         </w:rPr>
-        <w:t>Устранить замечание.</w:t>
+        <w:t>1. Устранить замечание.</w:t>
       </w:r>
     </w:p>
     <w:p>
@@ -116,160 +272,9 @@
           <w:rFonts w:ascii="Tahoma" w:hAnsi="Tahoma"/>
           <w:color w:val="FF00FF"/>
           <w:sz w:val="24"/>
-        </w:rPr>
-        <w:t>2.</w:t>
-      </w:r>
-      <w:r>
-        <w:rPr>
-          <w:rFonts w:ascii="Tahoma" w:hAnsi="Tahoma"/>
-          <w:color w:val="FF00FF"/>
-          <w:sz w:val="24"/>
-        </w:rPr>
-        <w:tab/>
-      </w:r>
-      <w:r>
-        <w:rPr>
-          <w:rFonts w:ascii="Tahoma" w:hAnsi="Tahoma"/>
-          <w:color w:val="FF00FF"/>
-          <w:sz w:val="24"/>
           <w:u w:val="single"/>
         </w:rPr>
-        <w:t>Не предусматривать постоянное или временное пребывание людей* (кроме аварийных ситуаций) числом более одного человека на 1 м</w:t>
-      </w:r>
-      <w:r>
-        <w:rPr>
-          <w:rFonts w:ascii="Tahoma" w:hAnsi="Tahoma"/>
-          <w:color w:val="FF00FF"/>
-          <w:sz w:val="17"/>
-          <w:u w:val="single"/>
-        </w:rPr>
-        <w:t>2/</w:t>
-      </w:r>
-      <w:r>
-        <w:rPr>
-          <w:rFonts w:ascii="Tahoma" w:hAnsi="Tahoma"/>
-          <w:color w:val="FF00FF"/>
-          <w:sz w:val="24"/>
-          <w:u w:val="single"/>
-        </w:rPr>
-        <w:t xml:space="preserve"> площади помещения, не занятой оборудованием и предметами интерьера и не предусматривать постоянных рабочих мест * </w:t>
-      </w:r>
-    </w:p>
-    <w:p>
-      <w:r>
-        <w:rPr>
-          <w:rFonts w:ascii="Tahoma" w:hAnsi="Tahoma"/>
-          <w:color w:val="FF00FF"/>
-          <w:sz w:val="24"/>
-        </w:rPr>
-        <w:t>3.</w:t>
-      </w:r>
-      <w:r>
-        <w:rPr>
-          <w:rFonts w:ascii="Tahoma" w:hAnsi="Tahoma"/>
-          <w:color w:val="FF00FF"/>
-          <w:sz w:val="24"/>
-        </w:rPr>
-        <w:tab/>
-      </w:r>
-      <w:r>
-        <w:rPr>
-          <w:rFonts w:ascii="Tahoma" w:hAnsi="Tahoma"/>
-          <w:color w:val="FF00FF"/>
-          <w:sz w:val="24"/>
-          <w:u w:val="single"/>
-        </w:rPr>
-        <w:t xml:space="preserve"> Из помещения предусмотреть естественное проветривание при пожаре. Для естественного проветривания  при пожаре следует предусматривать открываемые оконные или иные проемы в наружных ограждениях с расположением верхней кромки не ниже 2.5 м и нижней кромки не выше 1,5 м от уровня пола шириной не менее 0.24 м на 1 м длины наружного ограждения помещения, при этом длина наружного ограждения должна быть не меньше 1/3 суммы длин внутренних ограждений помещения, запорные устройства должны быть доступны для свободного и неограниченного ручного открывания при расположении соответствующих конструктивных элементов  (рычагов, ручек и др.) не выше 2 м от уровня пола (п.8.5 СП7.13130.2013).</w:t>
-      </w:r>
-    </w:p>
-    <w:p>
-      <w:r>
-        <w:rPr>
-          <w:rFonts w:ascii="Tahoma" w:hAnsi="Tahoma"/>
-          <w:color w:val="FF00FF"/>
-          <w:sz w:val="24"/>
-        </w:rPr>
-        <w:t>4.</w:t>
-      </w:r>
-      <w:r>
-        <w:rPr>
-          <w:rFonts w:ascii="Tahoma" w:hAnsi="Tahoma"/>
-          <w:color w:val="FF00FF"/>
-          <w:sz w:val="24"/>
-        </w:rPr>
-        <w:tab/>
-      </w:r>
-      <w:r>
-        <w:rPr>
-          <w:rFonts w:ascii="Tahoma" w:hAnsi="Tahoma"/>
-          <w:color w:val="FF00FF"/>
-          <w:sz w:val="24"/>
-          <w:u w:val="single"/>
-        </w:rPr>
-        <w:t>Предусмотреть (</w:t>
-      </w:r>
-      <w:r>
-        <w:rPr>
-          <w:rFonts w:ascii="Tahoma" w:hAnsi="Tahoma"/>
-          <w:color w:val="FFFF00"/>
-          <w:sz w:val="24"/>
-          <w:u w:val="single"/>
-        </w:rPr>
-        <w:t xml:space="preserve">для офисных и торговых не более 800 </w:t>
-      </w:r>
-      <w:r>
-        <w:rPr>
-          <w:rFonts w:ascii="Tahoma" w:hAnsi="Tahoma"/>
-          <w:color w:val="FFFF00"/>
-          <w:sz w:val="24"/>
-          <w:u w:val="single"/>
-        </w:rPr>
-        <w:t>м.кв</w:t>
-      </w:r>
-      <w:r>
-        <w:rPr>
-          <w:rFonts w:ascii="Tahoma" w:hAnsi="Tahoma"/>
-          <w:color w:val="FF00FF"/>
-          <w:sz w:val="24"/>
-          <w:u w:val="single"/>
-        </w:rPr>
-        <w:t>) дымоудаление из смежного коридора (</w:t>
-      </w:r>
-      <w:r>
-        <w:rPr>
-          <w:rFonts w:ascii="Tahoma" w:hAnsi="Tahoma"/>
-          <w:color w:val="FFFF00"/>
-          <w:sz w:val="24"/>
-          <w:u w:val="single"/>
-        </w:rPr>
-        <w:t>рекреации, атриума, пассажа</w:t>
-      </w:r>
-      <w:r>
-        <w:rPr>
-          <w:rFonts w:ascii="Tahoma" w:hAnsi="Tahoma"/>
-          <w:color w:val="FF00FF"/>
-          <w:sz w:val="24"/>
-          <w:u w:val="single"/>
-        </w:rPr>
-        <w:t xml:space="preserve">), в который предусмотрен выход из рассматриваемого помещения (п.7.3 </w:t>
-      </w:r>
-      <w:r>
-        <w:rPr>
-          <w:rFonts w:ascii="Tahoma" w:hAnsi="Tahoma"/>
-          <w:color w:val="FF00FF"/>
-          <w:sz w:val="24"/>
-          <w:u w:val="single"/>
-        </w:rPr>
-        <w:t>пп.Ж</w:t>
-      </w:r>
-      <w:r>
-        <w:rPr>
-          <w:rFonts w:ascii="Tahoma" w:hAnsi="Tahoma"/>
-          <w:color w:val="FF00FF"/>
-          <w:sz w:val="24"/>
-          <w:u w:val="single"/>
-        </w:rPr>
-        <w:t xml:space="preserve"> СП7.13130.2013). </w:t>
+        <w:t>2. Не предусматривать постоянные рабочие места* в помещении.</w:t>
       </w:r>
     </w:p>
     <w:p>
@@ -278,33 +283,9 @@
           <w:rFonts w:ascii="Tahoma" w:hAnsi="Tahoma"/>
           <w:color w:val="FFFF00"/>
           <w:sz w:val="24"/>
+          <w:u w:val="single"/>
         </w:rPr>
-        <w:t>5.</w:t>
-      </w:r>
-      <w:r>
-        <w:rPr>
-          <w:rFonts w:ascii="Tahoma" w:hAnsi="Tahoma"/>
-          <w:color w:val="FFFF00"/>
-          <w:sz w:val="24"/>
-        </w:rPr>
-        <w:tab/>
-        <w:t xml:space="preserve">Учитывать п.7.3 </w:t>
-      </w:r>
-      <w:r>
-        <w:rPr>
-          <w:rFonts w:ascii="Tahoma" w:hAnsi="Tahoma"/>
-          <w:color w:val="FFFF00"/>
-          <w:sz w:val="24"/>
-        </w:rPr>
-        <w:t>пп.е</w:t>
-      </w:r>
-      <w:r>
-        <w:rPr>
-          <w:rFonts w:ascii="Tahoma" w:hAnsi="Tahoma"/>
-          <w:color w:val="FFFF00"/>
-          <w:sz w:val="24"/>
-        </w:rPr>
-        <w:t>), ж), и), к)</w:t>
+        <w:t>3.  Категорию помещения предусмотреть не выше В4</w:t>
       </w:r>
     </w:p>
     <w:p>
@@ -313,8 +294,9 @@
           <w:rFonts w:ascii="Tahoma" w:hAnsi="Tahoma"/>
           <w:color w:val="FFFF00"/>
           <w:sz w:val="24"/>
+          <w:u w:val="single"/>
         </w:rPr>
-        <w:t>6.</w:t>
+        <w:t>4.</w:t>
       </w:r>
       <w:r>
         <w:rPr>
@@ -322,7 +304,7 @@
           <w:color w:val="FFFF00"/>
           <w:sz w:val="24"/>
         </w:rPr>
-        <w:tab/>
+        <w:t xml:space="preserve"> </w:t>
       </w:r>
       <w:r>
         <w:rPr>
@@ -334,7 +316,6 @@
         <w:t xml:space="preserve">В рамках разработки СТУ рассмотреть возможность отступить от требования. </w:t>
       </w:r>
     </w:p>
-    <w:p/>
     <w:p>
       <w:r>
         <w:rPr>
@@ -342,35 +323,7 @@
           <w:color w:val="FF00FF"/>
           <w:sz w:val="24"/>
         </w:rPr>
-        <w:t>*</w:t>
-      </w:r>
-      <w:r>
-        <w:rPr>
-          <w:rFonts w:ascii="Tahoma" w:hAnsi="Tahoma"/>
-          <w:color w:val="FF00FF"/>
-          <w:sz w:val="24"/>
-        </w:rPr>
-        <w:tab/>
-        <w:t>Постоянное рабочее место: Место, где люди работают более 2 ч непрерывно или более 50% рабочего времени. (п.3.1.19 СП 60.13330.2020).</w:t>
-      </w:r>
-    </w:p>
-    <w:p>
-      <w:r>
-        <w:rPr>
-          <w:rFonts w:ascii="Tahoma" w:hAnsi="Tahoma"/>
-          <w:color w:val="FF00FF"/>
-          <w:sz w:val="24"/>
-        </w:rPr>
-        <w:t>*</w:t>
-      </w:r>
-      <w:r>
-        <w:rPr>
-          <w:rFonts w:ascii="Tahoma" w:hAnsi="Tahoma"/>
-          <w:color w:val="FF00FF"/>
-          <w:sz w:val="24"/>
-        </w:rPr>
-        <w:tab/>
-        <w:t>Помещение с постоянным пребыванием людей: Помещение, в котором люди находятся не менее 2 ч непрерывно или 6 ч суммарно в течении суток (п.3.11 СП7.13130.2013, п.2.7 ГОСТ 30494)</w:t>
+        <w:t>* Постоянное рабочее место: место, где люди работают более 2 ч непрерывно или более 50 % рабочего времени (п.3.1.19 СП 60.13330.2020).</w:t>
       </w:r>
     </w:p>
     <w:p>
@@ -384,7 +337,13 @@
         <w:rPr>
           <w:b/>
         </w:rPr>
-        <w:t>3 конец</w:t>
+        <w:t xml:space="preserve">5 </w:t>
+      </w:r>
+      <w:r>
+        <w:rPr>
+          <w:b/>
+        </w:rPr>
+        <w:t>конец</w:t>
       </w:r>
     </w:p>
     <w:p>
@@ -596,7 +555,7 @@
         <w:rPr>
           <w:b/>
         </w:rPr>
-        <w:t>2</w:t>
+        <w:t>3</w:t>
       </w:r>
     </w:p>
     <w:p>
@@ -604,13 +563,13 @@
         <w:rPr>
           <w:b/>
         </w:rPr>
-        <w:t>20.</w:t>
+        <w:t>21.</w:t>
       </w:r>
       <w:r>
         <w:rPr>
           <w:b/>
         </w:rPr>
-        <w:t>Тамбур шлюз перед незадымляемой ЛК Н3</w:t>
+        <w:t>Тамбур шлюз перед лифтом в подземной автостоянке</w:t>
       </w:r>
     </w:p>
     <w:p>
@@ -620,7 +579,7 @@
           <w:color w:val="FF0000"/>
           <w:sz w:val="24"/>
         </w:rPr>
-        <w:t xml:space="preserve">Предусмотреть подачу наружного воздуха в тамбур-шлюз при незадымляемой лестничной клетке типа Н3 (п.7.14 </w:t>
+        <w:t xml:space="preserve">Предусмотреть подачу наружного воздуха в тамбур-шлюз расположенный при выходе из лифта в помещения хранения автомобилей подземных автостоянок (п.7.14 </w:t>
       </w:r>
       <w:r>
         <w:rPr>
@@ -628,7 +587,7 @@
           <w:color w:val="FF0000"/>
           <w:sz w:val="24"/>
         </w:rPr>
-        <w:t>п.п.Г</w:t>
+        <w:t>п.п.Д</w:t>
       </w:r>
       <w:r>
         <w:rPr>
@@ -678,7 +637,7 @@
         <w:rPr>
           <w:b/>
         </w:rPr>
-        <w:t>2</w:t>
+        <w:t>3</w:t>
       </w:r>
       <w:r>
         <w:rPr>
@@ -698,13 +657,7 @@
         <w:rPr>
           <w:b/>
         </w:rPr>
-        <w:t>c</w:t>
-      </w:r>
-      <w:r>
-        <w:rPr>
-          <w:b/>
-        </w:rPr>
-        <w:t>7</w:t>
+        <w:t>d2</w:t>
       </w:r>
     </w:p>
     <w:p>
@@ -712,13 +665,13 @@
         <w:rPr>
           <w:b/>
         </w:rPr>
-        <w:t>25.</w:t>
+        <w:t xml:space="preserve">29. </w:t>
       </w:r>
       <w:r>
         <w:rPr>
           <w:b/>
         </w:rPr>
-        <w:t>Тамбур шлюз отделяющий помещения для хранения автомобилей закрытых надземных и подземных автостоянок от помещений общественного назначения</w:t>
+        <w:t>Зона безопасности МГН</w:t>
       </w:r>
     </w:p>
     <w:p>
@@ -728,7 +681,7 @@
           <w:color w:val="FF0000"/>
           <w:sz w:val="24"/>
         </w:rPr>
-        <w:t xml:space="preserve">Предусмотреть подачу наружного воздуха при пожаре в тамбур-шлюз, отделяющий помещения для хранения автомобилей закрытых надземных и подземных автостоянок от помещений общественного назначения (п.7.14 </w:t>
+        <w:t xml:space="preserve">Предусмотреть подачу наружного воздуха при пожаре в помещение безопасной зоны ( п.7.14 </w:t>
       </w:r>
       <w:r>
         <w:rPr>
@@ -736,7 +689,7 @@
           <w:color w:val="FF0000"/>
           <w:sz w:val="24"/>
         </w:rPr>
-        <w:t>п.п.К</w:t>
+        <w:t>пп.О</w:t>
       </w:r>
       <w:r>
         <w:rPr>
@@ -775,104 +728,7 @@
         <w:rPr>
           <w:b/>
         </w:rPr>
-        <w:t>c7</w:t>
-      </w:r>
-      <w:r>
-        <w:rPr>
-          <w:b/>
-        </w:rPr>
-        <w:t xml:space="preserve"> </w:t>
-      </w:r>
-      <w:r>
-        <w:rPr>
-          <w:b/>
-        </w:rPr>
-        <w:t>конец</w:t>
-      </w:r>
-    </w:p>
-    <w:p>
-      <w:r>
-        <w:rPr>
-          <w:b/>
-        </w:rPr>
-        <w:t>d3</w:t>
-      </w:r>
-    </w:p>
-    <w:p>
-      <w:r>
-        <w:rPr>
-          <w:b/>
-        </w:rPr>
-        <w:t xml:space="preserve">30. </w:t>
-      </w:r>
-      <w:r>
-        <w:rPr>
-          <w:b/>
-        </w:rPr>
-        <w:t>Помещения, сообщающиеся с помещениями (тамбурами, ЛК), в которых предусмотрен подпор</w:t>
-      </w:r>
-    </w:p>
-    <w:p>
-      <w:r>
-        <w:rPr>
-          <w:rFonts w:ascii="Tahoma" w:hAnsi="Tahoma"/>
-          <w:color w:val="FF0000"/>
-          <w:sz w:val="24"/>
-        </w:rPr>
-        <w:t xml:space="preserve">Предусмотреть дымоудаление и подачу наружного воздуха в нижнюю часть помещения для возмещения объемов удаляемых из него продуктов горения. (ч.3 ст.85 ФЗ №123) </w:t>
-      </w:r>
-    </w:p>
-    <w:p>
-      <w:r>
-        <w:rPr>
-          <w:rFonts w:ascii="Tahoma" w:hAnsi="Tahoma"/>
-          <w:i/>
-          <w:color w:val="FF0000"/>
-          <w:sz w:val="24"/>
-        </w:rPr>
-        <w:t>(Письмо ВНИИПО №017 от 18.11.16) [341]</w:t>
-      </w:r>
-    </w:p>
-    <w:p>
-      <w:r>
-        <w:rPr>
-          <w:rFonts w:ascii="Tahoma" w:hAnsi="Tahoma"/>
-          <w:i/>
-          <w:color w:val="FF0000"/>
-          <w:sz w:val="24"/>
-        </w:rPr>
-        <w:t>Ссылка на письмо:  https://disk.yandex.com/i/eMJ0cztdR0yEwQ</w:t>
-      </w:r>
-    </w:p>
-    <w:p>
-      <w:r>
-        <w:rPr>
-          <w:rFonts w:ascii="Tahoma" w:hAnsi="Tahoma"/>
-          <w:color w:val="FF00FF"/>
-          <w:sz w:val="24"/>
-          <w:u w:val="single"/>
-        </w:rPr>
-        <w:t>Вариант решения:</w:t>
-      </w:r>
-    </w:p>
-    <w:p>
-      <w:r>
-        <w:rPr>
-          <w:rFonts w:ascii="Tahoma" w:hAnsi="Tahoma"/>
-          <w:color w:val="FF00FF"/>
-          <w:sz w:val="24"/>
-          <w:u w:val="single"/>
-        </w:rPr>
-        <w:t>1. Устранить замечание.</w:t>
-      </w:r>
-    </w:p>
-    <w:p/>
-    <w:p>
-      <w:r>
-        <w:rPr>
-          <w:b/>
-        </w:rPr>
-        <w:t xml:space="preserve">d3 </w:t>
+        <w:t xml:space="preserve">d2 </w:t>
       </w:r>
       <w:r>
         <w:rPr>
